--- a/APPLICATION_WORKFLOW_AND_DECISION_LOGIC.docx
+++ b/APPLICATION_WORKFLOW_AND_DECISION_LOGIC.docx
@@ -14279,7 +14279,7 @@
     <w:p>
       <w:pPr/>
       <w:r>
-        <w:t>The repository includes deploy_oracle.ps1. Run it from the project folder in PowerShell to stage and upload the listed Python modules, requirements.txt, settings.example.json, run.sh, templates and static files over SSH/SCP, then restart through run.sh. It excludes .env, settings.json, token.json, logs, SQLite databases, tests and documents. The upload overlays those paths and does not delete unrelated VM files. The script defaults to the configured Oracle host/key and accepts -SshKey, -Remote and -RemoteDir overrides. Each restart runs run.sh, including its dependency installation, and writes a timestamped log under the VM logs directory.</w:t>
+        <w:t>The repository includes deploy_oracle.ps1. Run it from the project folder in PowerShell to stage and upload the listed Python modules, requirements.txt, settings.example.json, run.sh, templates and static files over SSH/SCP, then restart through run.sh. It excludes .env, settings.json, token.json, logs, SQLite databases, tests and documents. The upload overlays those paths and does not delete unrelated VM files. The script requires an existing /home/opc/algo_ai/.venv/bin/activate and aborts before replacing application files if it is missing. It sources the venv activation before running run.sh, so dependency installation and app startup use the VM virtual environment. It accepts -SshKey, -Remote and -RemoteDir overrides and writes a timestamped log under the VM logs directory.</w:t>
       </w:r>
     </w:p>
     <w:p>
